--- a/politica-controle-tecnologico/arquivos/Anexo_7_Fontes_Materiais_R00.docx
+++ b/politica-controle-tecnologico/arquivos/Anexo_7_Fontes_Materiais_R00.docx
@@ -32,7 +32,7 @@
           <w:color w:val="617177"/>
           <w:sz w:val="21"/>
         </w:rPr>
-        <w:t>Código POL-CT-116-A7 · Revisão R00 · 21/10/2026 · Status PR</w:t>
+        <w:t>Código POL-CT-116-A7 · Revisão R00 · 21/10/2026 · Status AP</w:t>
       </w:r>
     </w:p>
     <w:tbl>
@@ -170,7 +170,7 @@
               <w:rPr>
                 <w:sz w:val="19"/>
               </w:rPr>
-              <w:t>PR</w:t>
+              <w:t>AP</w:t>
             </w:r>
           </w:p>
         </w:tc>
@@ -262,7 +262,7 @@
               <w:rPr>
                 <w:sz w:val="19"/>
               </w:rPr>
-              <w:t>Coordenação de Pavimento e Controle Tecnológico</w:t>
+              <w:t>Coordenação de Pavimento e Monitoração</w:t>
             </w:r>
             <w:r>
               <w:br/>
@@ -271,7 +271,7 @@
               <w:rPr>
                 <w:sz w:val="19"/>
               </w:rPr>
-              <w:t>Assinatura/data: [a assinar na emissão]</w:t>
+              <w:t>Assinatura/data: aprovado em 21/10/2026</w:t>
             </w:r>
           </w:p>
         </w:tc>
@@ -296,7 +296,7 @@
               <w:rPr>
                 <w:sz w:val="19"/>
               </w:rPr>
-              <w:t>Assinatura/data: [a assinar na emissão]</w:t>
+              <w:t>Assinatura/data: aprovado em 21/10/2026</w:t>
             </w:r>
           </w:p>
         </w:tc>
@@ -345,10 +345,10 @@
         <w:spacing w:after="120"/>
       </w:pPr>
       <w:r>
-        <w:t>Nenhum material entra em lote de obra sem fonte no estado "qualificada" no cadastro da Concessionária. A qualificação é da fonte para um uso (concreto, mistura asfáltica, camada granular, aterro, tratamento superficial): a mesma pedreira pode estar qualificada para base e não para concreto. A EXECUTORA propõe a fonte e monta o dossiê; o laboratório contratado ensaia a amostra de qualificação por OS; a Coordenação de Pavimento e Controle Tecnológico decide e registra; a Gerência de Engenharia e Qualidade apr</w:t>
+        <w:t>Nenhum material entra em lote de obra sem fonte no estado "qualificada" no cadastro da Concessionária. A qualificação é da fonte para um uso (concreto, mistura asfáltica, camada granular, aterro, tratamento superficial): a mesma pedreira pode estar qualificada para base e não para concreto. A EXECUTORA propõe a fonte e monta o dossiê; o laboratório contratado ensaia a amostra de qualificação por OS; a Coordenação de Pavimento e Monitoração decide e registra; a Gerência de Engenharia e Qualidade aprova fonte</w:t>
       </w:r>
       <w:r>
-        <w:t>ova fonte nova de pedreira ou jazida aberta para a obra.</w:t>
+        <w:t xml:space="preserve"> nova de pedreira ou jazida aberta para a obra.</w:t>
       </w:r>
     </w:p>
     <w:p>
@@ -1680,7 +1680,7 @@
         <w:spacing w:after="120"/>
       </w:pPr>
       <w:r>
-        <w:t>O cadastro é mantido pela Coordenação de Pavimento e Controle Tecnológico no CDE (lista "Fontes de materiais" do site da Política, na Central BIM) e migra para a plataforma de dados da Concessionária, o Pavicycle.Studio, quando ela entrar em operação; a partir daí, o cadastro na plataforma é o registro oficial e o CDE guarda o dossiê assinado.</w:t>
+        <w:t>O cadastro é mantido pela Coordenação de Pavimento e Monitoração no CDE (lista "Fontes de materiais" do site da Política, na Central BIM) e migra para a plataforma de dados da Concessionária, o Pavicycle.Studio, quando ela entrar em operação; a partir daí, o cadastro na plataforma é o registro oficial e o CDE guarda o dossiê assinado.</w:t>
       </w:r>
     </w:p>
     <w:tbl>
@@ -2550,7 +2550,7 @@
         <w:noProof/>
       </w:rPr>
       <w:drawing>
-        <wp:inline distT="0" distB="0" distL="0" distR="0" wp14:anchorId="7145DA4B" wp14:editId="1FD4584C">
+        <wp:inline distT="0" distB="0" distL="0" distR="0" wp14:anchorId="5BF86226" wp14:editId="62DA43D7">
           <wp:extent cx="1872000" cy="501930"/>
           <wp:effectExtent l="0" t="0" r="0" b="0"/>
           <wp:docPr id="1" name="Picture 1"/>
@@ -2762,31 +2762,31 @@
       </w:rPr>
     </w:lvl>
   </w:abstractNum>
-  <w:num w:numId="1" w16cid:durableId="1506705253">
+  <w:num w:numId="1" w16cid:durableId="922687993">
     <w:abstractNumId w:val="8"/>
   </w:num>
-  <w:num w:numId="2" w16cid:durableId="866986587">
+  <w:num w:numId="2" w16cid:durableId="1855143714">
     <w:abstractNumId w:val="6"/>
   </w:num>
-  <w:num w:numId="3" w16cid:durableId="1139960806">
+  <w:num w:numId="3" w16cid:durableId="6031980">
     <w:abstractNumId w:val="5"/>
   </w:num>
-  <w:num w:numId="4" w16cid:durableId="790320670">
+  <w:num w:numId="4" w16cid:durableId="1950891766">
     <w:abstractNumId w:val="4"/>
   </w:num>
-  <w:num w:numId="5" w16cid:durableId="1412510795">
+  <w:num w:numId="5" w16cid:durableId="987705443">
     <w:abstractNumId w:val="7"/>
   </w:num>
-  <w:num w:numId="6" w16cid:durableId="928150726">
+  <w:num w:numId="6" w16cid:durableId="2113476512">
     <w:abstractNumId w:val="3"/>
   </w:num>
-  <w:num w:numId="7" w16cid:durableId="120271526">
+  <w:num w:numId="7" w16cid:durableId="2027050327">
     <w:abstractNumId w:val="2"/>
   </w:num>
-  <w:num w:numId="8" w16cid:durableId="1485900539">
+  <w:num w:numId="8" w16cid:durableId="1320576373">
     <w:abstractNumId w:val="1"/>
   </w:num>
-  <w:num w:numId="9" w16cid:durableId="203831927">
+  <w:num w:numId="9" w16cid:durableId="2037198141">
     <w:abstractNumId w:val="0"/>
   </w:num>
 </w:numbering>
